--- a/docs/INT8_Convolution_Core_for_Quantized_CNN_Acceleration_on_FPGA.docx
+++ b/docs/INT8_Convolution_Core_for_Quantized_CNN_Acceleration_on_FPGA.docx
@@ -1,6 +1,6 @@
 
 <file path=word/document.xml><?xml version="1.0" encoding="utf-8"?>
-<w:document xmlns:wpc="http://schemas.microsoft.com/office/word/2010/wordprocessingCanvas" xmlns:cx="http://schemas.microsoft.com/office/drawing/2014/chartex" xmlns:mc="http://schemas.openxmlformats.org/markup-compatibility/2006" xmlns:o="urn:schemas-microsoft-com:office:office" xmlns:r="http://schemas.openxmlformats.org/officeDocument/2006/relationships" xmlns:m="http://schemas.openxmlformats.org/officeDocument/2006/math" xmlns:v="urn:schemas-microsoft-com:vml" xmlns:wp14="http://schemas.microsoft.com/office/word/2010/wordprocessingDrawing" xmlns:wp="http://schemas.openxmlformats.org/drawingml/2006/wordprocessingDrawing" xmlns:w10="urn:schemas-microsoft-com:office:word" xmlns:w="http://schemas.openxmlformats.org/wordprocessingml/2006/main" xmlns:w14="http://schemas.microsoft.com/office/word/2010/wordml" xmlns:w15="http://schemas.microsoft.com/office/word/2012/wordml" xmlns:w16se="http://schemas.microsoft.com/office/word/2015/wordml/symex" xmlns:wpg="http://schemas.microsoft.com/office/word/2010/wordprocessingGroup" xmlns:wpi="http://schemas.microsoft.com/office/word/2010/wordprocessingInk" xmlns:wne="http://schemas.microsoft.com/office/word/2006/wordml" xmlns:wps="http://schemas.microsoft.com/office/word/2010/wordprocessingShape" mc:Ignorable="w14 w15 w16se wp14">
+<w:document xmlns:wpc="http://schemas.microsoft.com/office/word/2010/wordprocessingCanvas" xmlns:cx="http://schemas.microsoft.com/office/drawing/2014/chartex" xmlns:cx1="http://schemas.microsoft.com/office/drawing/2015/9/8/chartex" xmlns:cx2="http://schemas.microsoft.com/office/drawing/2015/10/21/chartex" xmlns:cx3="http://schemas.microsoft.com/office/drawing/2016/5/9/chartex" xmlns:cx4="http://schemas.microsoft.com/office/drawing/2016/5/10/chartex" xmlns:cx5="http://schemas.microsoft.com/office/drawing/2016/5/11/chartex" xmlns:cx6="http://schemas.microsoft.com/office/drawing/2016/5/12/chartex" xmlns:cx7="http://schemas.microsoft.com/office/drawing/2016/5/13/chartex" xmlns:cx8="http://schemas.microsoft.com/office/drawing/2016/5/14/chartex" xmlns:mc="http://schemas.openxmlformats.org/markup-compatibility/2006" xmlns:aink="http://schemas.microsoft.com/office/drawing/2016/ink" xmlns:am3d="http://schemas.microsoft.com/office/drawing/2017/model3d" xmlns:o="urn:schemas-microsoft-com:office:office" xmlns:oel="http://schemas.microsoft.com/office/2019/extlst" xmlns:r="http://schemas.openxmlformats.org/officeDocument/2006/relationships" xmlns:m="http://schemas.openxmlformats.org/officeDocument/2006/math" xmlns:v="urn:schemas-microsoft-com:vml" xmlns:wp14="http://schemas.microsoft.com/office/word/2010/wordprocessingDrawing" xmlns:wp="http://schemas.openxmlformats.org/drawingml/2006/wordprocessingDrawing" xmlns:w10="urn:schemas-microsoft-com:office:word" xmlns:w="http://schemas.openxmlformats.org/wordprocessingml/2006/main" xmlns:w14="http://schemas.microsoft.com/office/word/2010/wordml" xmlns:w15="http://schemas.microsoft.com/office/word/2012/wordml" xmlns:w16cex="http://schemas.microsoft.com/office/word/2018/wordml/cex" xmlns:w16cid="http://schemas.microsoft.com/office/word/2016/wordml/cid" xmlns:w16="http://schemas.microsoft.com/office/word/2018/wordml" xmlns:w16du="http://schemas.microsoft.com/office/word/2023/wordml/word16du" xmlns:w16sdtdh="http://schemas.microsoft.com/office/word/2020/wordml/sdtdatahash" xmlns:w16sdtfl="http://schemas.microsoft.com/office/word/2024/wordml/sdtformatlock" xmlns:w16se="http://schemas.microsoft.com/office/word/2015/wordml/symex" xmlns:wpg="http://schemas.microsoft.com/office/word/2010/wordprocessingGroup" xmlns:wpi="http://schemas.microsoft.com/office/word/2010/wordprocessingInk" xmlns:wne="http://schemas.microsoft.com/office/word/2006/wordml" xmlns:wps="http://schemas.microsoft.com/office/word/2010/wordprocessingShape" mc:Ignorable="w14 w15 w16se w16cid w16 w16cex w16sdtdh w16sdtfl w16du wp14">
   <w:body>
     <w:p>
       <w:pPr>
@@ -53,7 +53,21 @@
           <w:i/>
           <w:iCs/>
         </w:rPr>
-        <w:t>GVHD: T.S Phạm Thế Vinh</w:t>
+        <w:t>GVHD: T</w:t>
+      </w:r>
+      <w:r>
+        <w:rPr>
+          <w:i/>
+          <w:iCs/>
+        </w:rPr>
+        <w:t>h</w:t>
+      </w:r>
+      <w:r>
+        <w:rPr>
+          <w:i/>
+          <w:iCs/>
+        </w:rPr>
+        <w:t>.S Phạm Thế Vinh</w:t>
       </w:r>
     </w:p>
     <w:p>
@@ -81,7 +95,6 @@
           <w:sz w:val="18"/>
           <w:szCs w:val="18"/>
         </w:rPr>
-        <w:lastRenderedPageBreak/>
         <w:t>Abstract—</w:t>
       </w:r>
       <w:r>
@@ -148,9 +161,10 @@
         <w:jc w:val="both"/>
       </w:pPr>
       <w:r>
-        <w:t xml:space="preserve">This assumption breaks down when the same computation is mapped onto edge FPGA fabric. Producing one 3×3 convolution result per clock cycle requires nine simultaneous pixel reads, which standard single- or dual-port embedded block memories cannot natively provide without replicating memory banks or accepting reduced clock frequency from added routing and multiplexer complexity. Latching an entire frame into flip-flop registers is similarly impractical: even a small 28×28 grayscale frame requires 28×28×8 = 6,272 bits of register storage, while a single Full-HD (1920×1080) 8-bit frame approaches 16.6 million bits — consuming the majority of available logic resources before any arithmetic datapath is instantiated. Prior work toward FPGA-based CNN acceleration has explored dedicated quantized-network engines [1], </w:t>
-        <w:lastRenderedPageBreak/>
-        <w:t>dataflow-optimized convolutional accelerator design [2], and mixed-precision throughput architectures [3], reflecting sustained demand for convolution engines that respect these on-chip resource constraints.</w:t>
+        <w:t xml:space="preserve">This assumption breaks down when the same computation is mapped onto edge FPGA fabric. Producing one 3×3 convolution result per clock cycle requires nine simultaneous pixel reads, which standard single- or dual-port embedded block memories cannot natively provide without replicating memory banks or accepting reduced clock frequency from added routing and multiplexer complexity. Latching an entire frame into flip-flop registers is similarly impractical: even a small 28×28 grayscale frame requires 28×28×8 = 6,272 bits of register storage, while a single Full-HD (1920×1080) 8-bit frame approaches 16.6 million bits — consuming the majority of available logic resources before any arithmetic datapath is instantiated. Prior work toward FPGA-based CNN acceleration </w:t>
+      </w:r>
+      <w:r>
+        <w:t>has explored dedicated quantized-network engines [1], dataflow-optimized convolutional accelerator design [2], and mixed-precision throughput architectures [3], reflecting sustained demand for convolution engines that respect these on-chip resource constraints.</w:t>
       </w:r>
     </w:p>
     <w:p>
@@ -235,6 +249,7 @@
         <w:jc w:val="both"/>
       </w:pPr>
       <w:r>
+        <w:lastRenderedPageBreak/>
         <w:t>The proposed Quantized CNN Accelerator is organized as two cooperating subsystems within a single synchronous pipeline (Fig. 1): a data-preparation subsystem — the stream-based sliding window generator (sliding_window.v) — and a compute subsystem — the INT8 Convolution Core (conv_core_int8.v). Quantized signed INT8 pixel data enters the sliding window generator at one pixel per clock cycle; once a spatial neighborhood has been fully populated, the resulting 3×3 window is forwarded, together with the corresponding kernel weights from kernel_rom.v, to the INT8 Convolution Core for MAC reduction and saturation clipping.</w:t>
       </w:r>
     </w:p>
@@ -247,7 +262,6 @@
         <w:rPr>
           <w:noProof/>
         </w:rPr>
-        <w:lastRenderedPageBreak/>
         <w:drawing>
           <wp:inline distT="0" distB="0" distL="0" distR="0" wp14:anchorId="30BE14C2" wp14:editId="2AF6D3EE">
             <wp:extent cx="3223260" cy="1391920"/>
@@ -422,9 +436,7 @@
         <w:jc w:val="both"/>
       </w:pPr>
       <w:r>
-        <w:t xml:space="preserve">Two instances of this module are cascaded inside the sliding-window generator (Fig. 2): the first (lb1) receives the raw incoming pixel stream directly, producing an output delayed by one full row (IMG_WIDTH cycles) relative to the live stream; the second (lb0) receives lb1's output as its own input, accumulating a further IMG_WIDTH-cycle delay, for a total delay of 2×IMG_WIDTH cycles. At any valid clock edge in steady state, the circuit thus exposes three vertically aligned pixels sharing the same column index across three consecutive rows: the live stream (bottom row), lb1's output (middle row), and lb0's output (top row) — each pixel held in the cascade </w:t>
-        <w:lastRenderedPageBreak/>
-        <w:t>being spatially reused across the multiple output windows it will contribute to as the window slides forward.</w:t>
+        <w:t>Two instances of this module are cascaded inside the sliding-window generator (Fig. 2): the first (lb1) receives the raw incoming pixel stream directly, producing an output delayed by one full row (IMG_WIDTH cycles) relative to the live stream; the second (lb0) receives lb1's output as its own input, accumulating a further IMG_WIDTH-cycle delay, for a total delay of 2×IMG_WIDTH cycles. At any valid clock edge in steady state, the circuit thus exposes three vertically aligned pixels sharing the same column index across three consecutive rows: the live stream (bottom row), lb1's output (middle row), and lb0's output (top row) — each pixel held in the cascade being spatially reused across the multiple output windows it will contribute to as the window slides forward.</w:t>
       </w:r>
     </w:p>
     <w:p>
@@ -478,7 +490,11 @@
         <w:jc w:val="both"/>
       </w:pPr>
       <w:r>
-        <w:t>The INT8 Convolution Core (conv_core_int8.v) receives the nine-pixel window from the sliding window generator together with the nine corresponding kernel weights supplied by kernel_rom.v, and is organized into four cooperating sub-modules: mac_3x3.v, which performs the signed multiply–accumulate reduction; kernel_rom.v, which stores the 3×3 kernel as signed INT8 values loaded via $readmemh from a Python-generated kernel.hex file; relu.v, an optional rectified-linear-unit stage; and quant_clip.v, which applies saturation clipping to the accumulator result to produce the INT8 output range. For verification against the Python Golden Model — which performs convolution and clipping but does not apply rectification — the ReLU stage is disabled; enabling it would zero negative outputs in hardware while the reference model retains them, producing mismatches unrelated to the correctness of the arithmetic datapath itself.</w:t>
+        <w:t xml:space="preserve">The INT8 Convolution Core (conv_core_int8.v) receives the nine-pixel window from the sliding window generator together with the nine corresponding kernel weights supplied by kernel_rom.v, and is organized into four cooperating sub-modules: mac_3x3.v, which performs the signed multiply–accumulate reduction; kernel_rom.v, which stores the 3×3 kernel as signed INT8 values loaded via $readmemh from a Python-generated kernel.hex file; relu.v, an optional rectified-linear-unit stage; and quant_clip.v, which applies saturation clipping to the accumulator result to produce the INT8 output </w:t>
+      </w:r>
+      <w:r>
+        <w:lastRenderedPageBreak/>
+        <w:t>range. For verification against the Python Golden Model — which performs convolution and clipping but does not apply rectification — the ReLU stage is disabled; enabling it would zero negative outputs in hardware while the reference model retains them, producing mismatches unrelated to the correctness of the arithmetic datapath itself.</w:t>
       </w:r>
     </w:p>
     <w:p>
@@ -490,7 +506,6 @@
         <w:rPr>
           <w:noProof/>
         </w:rPr>
-        <w:lastRenderedPageBreak/>
         <w:drawing>
           <wp:inline distT="0" distB="0" distL="0" distR="0" wp14:anchorId="2EB280B8" wp14:editId="7ADEE020">
             <wp:extent cx="3223260" cy="600075"/>
@@ -548,15 +563,7 @@
         <w:jc w:val="both"/>
       </w:pPr>
       <w:r>
-        <w:t xml:space="preserve">All pixel, weight, and intermediate signals are explicitly </w:t>
-      </w:r>
-      <w:bookmarkStart w:id="0" w:name="_GoBack"/>
-      <w:r>
-        <w:t xml:space="preserve">declared signed in the Verilog source (e.g., input signed [7:0] </w:t>
-      </w:r>
-      <w:bookmarkEnd w:id="0"/>
-      <w:r>
-        <w:t>p00, output signed [31:0] sum). This is a functional necessity rather than a stylistic choice: the verification kernel is a Sobel vertical operator containing both positive and negative weights (Table II), and an unsigned interpretation would decode its two's-complement negative entries (e.g., 8'hFF as 255 rather than −1), corrupting every multiplication involving a negative weight.</w:t>
+        <w:t>All pixel, weight, and intermediate signals are explicitly declared signed in the Verilog source (e.g., input signed [7:0] p00, output signed [31:0] sum). This is a functional necessity rather than a stylistic choice: the verification kernel is a Sobel vertical operator containing both positive and negative weights (Table II), and an unsigned interpretation would decode its two's-complement negative entries (e.g., 8'hFF as 255 rather than −1), corrupting every multiplication involving a negative weight.</w:t>
       </w:r>
     </w:p>
     <w:p>
@@ -1544,7 +1551,10 @@
         <w:jc w:val="both"/>
       </w:pPr>
       <w:r>
-        <w:t>Bit-width selection follows directly from worst-case magnitude analysis (Table I). Each operand is a signed INT8 in [−128, 127]; the largest-magnitude product is (−128)×(−128) = 16,384, and the most negative product is (−128)×127 = −16,256, so a single partial product spans [−16,256, 16,384] — exceeding the 8-bit range and therefore requiring each partial product to be represented in signed INT16. Because a full 3×3 convolution accumulates nine such products, the theoretical extreme sum spans [9×(−16,256), 9×16,384] = [−146,304, 147,456], a magnitude exceeding the signed INT16 range of [−32,768, 32,767]. Consequently, each 16-bit partial product is sign-extended (e.g., {{16{m00[15]}}, m00}) before entering the adder tree, and the accumulator itself — product_sum, sum_before_relu, and out_int32 — is implemented in signed INT32, guaranteeing overflow-free accumulation ahead of the final clipping stage.</w:t>
+        <w:t xml:space="preserve">Bit-width selection follows directly from worst-case magnitude analysis (Table I). Each operand is a signed INT8 in [−128, 127]; the largest-magnitude product is (−128)×(−128) = 16,384, and the most negative product is (−128)×127 = −16,256, so a single partial product spans [−16,256, 16,384] — exceeding the 8-bit range and therefore requiring each partial product to be represented in signed INT16. Because a full 3×3 convolution accumulates nine such products, the theoretical extreme sum spans [9×(−16,256), 9×16,384] = [−146,304, 147,456], a magnitude exceeding the signed INT16 range of [−32,768, 32,767]. Consequently, each 16-bit partial product is sign-extended (e.g., {{16{m00[15]}}, m00}) before entering the adder tree, and the accumulator itself — product_sum, sum_before_relu, and out_int32 — is implemented in signed </w:t>
+      </w:r>
+      <w:r>
+        <w:t>INT32, guaranteeing overflow-free accumulation ahead of the final clipping stage.</w:t>
       </w:r>
     </w:p>
     <w:p>
@@ -1578,9 +1588,7 @@
         <w:jc w:val="both"/>
       </w:pPr>
       <w:r>
-        <w:t xml:space="preserve">which mirrors the np.clip() operation used in the Python Golden Model, ensuring the two implementations remain </w:t>
-        <w:lastRenderedPageBreak/>
-        <w:t>directly comparable at every output sample. Representative clipping cases exercised during verification — including outputs that saturate at both the positive and negative rails — are reported together with the complete verification methodology in Section III.</w:t>
+        <w:t>which mirrors the np.clip() operation used in the Python Golden Model, ensuring the two implementations remain directly comparable at every output sample. Representative clipping cases exercised during verification — including outputs that saturate at both the positive and negative rails — are reported together with the complete verification methodology in Section III.</w:t>
       </w:r>
     </w:p>
     <w:p>
@@ -1637,7 +1645,11 @@
         <w:jc w:val="both"/>
       </w:pPr>
       <w:r>
-        <w:t>A dedicated testbench, tb_compare_python_rtl.v, automates the comparison end to end. At elaboration, the testbench loads image.hex into the hardware input stream and expected_output.hex into an internal reference array via $readmemh. During simulation, every assertion of out_valid triggers a same-cycle 1:1 comparison between out_int8 and the corresponding reference value; matches increment a pass_count register, while mismatches increment fail_count and emit a diagnostic message identifying the failing sample.</w:t>
+        <w:t xml:space="preserve">A dedicated testbench, tb_compare_python_rtl.v, automates the comparison end to end. At elaboration, the testbench loads image.hex into the hardware input stream and expected_output.hex into an internal reference array via $readmemh. During simulation, every assertion of out_valid triggers a same-cycle 1:1 comparison between out_int8 and the </w:t>
+      </w:r>
+      <w:r>
+        <w:lastRenderedPageBreak/>
+        <w:t>corresponding reference value; matches increment a pass_count register, while mismatches increment fail_count and emit a diagnostic message identifying the failing sample.</w:t>
       </w:r>
     </w:p>
     <w:p>
@@ -1671,9 +1683,7 @@
         <w:jc w:val="both"/>
       </w:pPr>
       <w:r>
-        <w:t xml:space="preserve">For the primary 28×28 test image (so.hex, MNIST-derived), the Sobel-vertical kernel described in Section II-B, Stride = 1, and Valid-Padding together yield a 26×26 (676-pixel) feature map. Comparison against the Python Golden Model, with the ReLU stage disabled for parity, produced 676 PASS and 0 FAIL </w:t>
-        <w:lastRenderedPageBreak/>
-        <w:t>results (Fig. 4), a 100% match rate confirming that the signed-arithmetic MAC and quantization-clipping datapath reproduce the reference computation bit-exactly.</w:t>
+        <w:t>For the primary 28×28 test image (so.hex, MNIST-derived), the Sobel-vertical kernel described in Section II-B, Stride = 1, and Valid-Padding together yield a 26×26 (676-pixel) feature map. Comparison against the Python Golden Model, with the ReLU stage disabled for parity, produced 676 PASS and 0 FAIL results (Fig. 4), a 100% match rate confirming that the signed-arithmetic MAC and quantization-clipping datapath reproduce the reference computation bit-exactly.</w:t>
       </w:r>
     </w:p>
     <w:p>
@@ -1686,7 +1696,7 @@
           <w:noProof/>
         </w:rPr>
         <w:drawing>
-          <wp:inline distT="0" distB="0" distL="0" distR="0">
+          <wp:inline distT="0" distB="0" distL="0" distR="0" wp14:anchorId="7B53654A" wp14:editId="4961C3BD">
             <wp:extent cx="3143250" cy="1638300"/>
             <wp:effectExtent l="0" t="0" r="0" b="0"/>
             <wp:docPr id="4" name="Picture 4"/>
@@ -1767,10 +1777,10 @@
         <w:tblLook w:val="04A0" w:firstRow="1" w:lastRow="0" w:firstColumn="1" w:lastColumn="0" w:noHBand="0" w:noVBand="1"/>
       </w:tblPr>
       <w:tblGrid>
-        <w:gridCol w:w="1316"/>
-        <w:gridCol w:w="1064"/>
-        <w:gridCol w:w="575"/>
-        <w:gridCol w:w="2044"/>
+        <w:gridCol w:w="1306"/>
+        <w:gridCol w:w="1101"/>
+        <w:gridCol w:w="574"/>
+        <w:gridCol w:w="2018"/>
       </w:tblGrid>
       <w:tr>
         <w:trPr>
@@ -2209,7 +2219,10 @@
         <w:jc w:val="both"/>
       </w:pPr>
       <w:r>
-        <w:t>Table IV lists representative output samples selected specifically to exercise the quantization-clipping boundary rather than typical in-range values. Output index 160 (row 6, column 4) produces a pre-clip INT32 accumulation of −195, which both the Python Golden Model and the RTL clip to −128; index 201 (row 7, column 19) produces a pre-clip value of 203, clipped to 127 by both implementations. In-range values, such as −42 and 17 at indices 134 and 137, pass through unmodified. Agreement at every listed index, including both saturation directions, confirms that quant_clip.v correctly reproduces the np.clip() semantics of the reference model rather than merely avoiding overflow by coincidence.</w:t>
+        <w:t xml:space="preserve">Table IV lists representative output samples selected specifically to exercise the quantization-clipping boundary rather than typical in-range values. Output index 160 (row 6, column 4) produces a pre-clip INT32 accumulation of −195, which both the Python Golden Model and the RTL clip to −128; index 201 (row 7, column 19) produces a pre-clip value of 203, </w:t>
+      </w:r>
+      <w:r>
+        <w:t>clipped to 127 by both implementations. In-range values, such as −42 and 17 at indices 134 and 137, pass through unmodified. Agreement at every listed index, including both saturation directions, confirms that quant_clip.v correctly reproduces the np.clip() semantics of the reference model rather than merely avoiding overflow by coincidence.</w:t>
       </w:r>
     </w:p>
     <w:p>
@@ -2253,11 +2266,11 @@
         <w:tblLook w:val="04A0" w:firstRow="1" w:lastRow="0" w:firstColumn="1" w:lastColumn="0" w:noHBand="0" w:noVBand="1"/>
       </w:tblPr>
       <w:tblGrid>
-        <w:gridCol w:w="864"/>
-        <w:gridCol w:w="681"/>
-        <w:gridCol w:w="1409"/>
-        <w:gridCol w:w="1227"/>
-        <w:gridCol w:w="818"/>
+        <w:gridCol w:w="858"/>
+        <w:gridCol w:w="712"/>
+        <w:gridCol w:w="1397"/>
+        <w:gridCol w:w="1218"/>
+        <w:gridCol w:w="814"/>
       </w:tblGrid>
       <w:tr>
         <w:trPr>
@@ -2923,7 +2936,6 @@
                 <w:sz w:val="16"/>
                 <w:szCs w:val="16"/>
               </w:rPr>
-              <w:lastRenderedPageBreak/>
               <w:t>201</w:t>
             </w:r>
           </w:p>
@@ -3036,7 +3048,7 @@
           <w:noProof/>
         </w:rPr>
         <w:drawing>
-          <wp:inline distT="0" distB="0" distL="0" distR="0">
+          <wp:inline distT="0" distB="0" distL="0" distR="0" wp14:anchorId="469F0D3D" wp14:editId="5ECBC65C">
             <wp:extent cx="3143250" cy="1543050"/>
             <wp:effectExtent l="0" t="0" r="0" b="0"/>
             <wp:docPr id="5" name="Picture 5"/>
@@ -3114,7 +3126,11 @@
     </w:p>
     <w:p>
       <w:r>
-        <w:t>The design was synthesized using Gowin EDA to evaluate feasibility for physical FPGA deployment. As summarized in Table V and Fig. 6, the synthesized design utilizes 84 LUTs, 105 Registers, and 43 ALUs — under 1% of the target device's total logic and register resources. Notably, the architecture leverages 5 dedicated DSP blocks (1 MULT12X12 and 4 MULTADDALU12X12) for high-efficiency arithmetic and 1 BSRAM primitive for line-buffer storage; the latter corresponds to approximately 2% of the device's available block RAM, slightly above the sub-1% figure that characterizes logic and register usage. Static timing analysis confirmed a maximum operating frequency (Fmax) of 170.5 MHz, which reflects the actual routed delay on the target FPGA fabric, ensuring robust real-time performance for edge inference applications.</w:t>
+        <w:t xml:space="preserve">The design was synthesized using Gowin EDA to evaluate feasibility for physical FPGA deployment. As summarized in Table V and Fig. 6, the synthesized design utilizes 84 LUTs, 105 Registers, and 43 ALUs — under 1% of the target device's total logic and register resources. Notably, the architecture leverages 5 dedicated DSP blocks (1 MULT12X12 and 4 MULTADDALU12X12) for high-efficiency arithmetic and 1 BSRAM primitive for line-buffer storage; the latter corresponds to approximately 2% of the device's available block RAM, slightly above the sub-1% figure that characterizes logic and register usage. Static timing analysis confirmed a maximum operating frequency (Fmax) of 170.5 MHz, which reflects the actual routed delay on the target </w:t>
+      </w:r>
+      <w:r>
+        <w:lastRenderedPageBreak/>
+        <w:t>FPGA fabric, ensuring robust real-time performance for edge inference applications.</w:t>
       </w:r>
     </w:p>
     <w:p>
@@ -3725,9 +3741,8 @@
         <w:rPr>
           <w:noProof/>
         </w:rPr>
-        <w:lastRenderedPageBreak/>
         <w:drawing>
-          <wp:inline distT="0" distB="0" distL="0" distR="0">
+          <wp:inline distT="0" distB="0" distL="0" distR="0" wp14:anchorId="4A859229" wp14:editId="01450777">
             <wp:extent cx="2754454" cy="1800225"/>
             <wp:effectExtent l="0" t="0" r="8255" b="0"/>
             <wp:docPr id="6" name="Picture 6"/>
@@ -3794,7 +3809,7 @@
           <w:noProof/>
         </w:rPr>
         <w:drawing>
-          <wp:inline distT="0" distB="0" distL="0" distR="0">
+          <wp:inline distT="0" distB="0" distL="0" distR="0" wp14:anchorId="503C082B" wp14:editId="7AACC21D">
             <wp:extent cx="3143250" cy="660698"/>
             <wp:effectExtent l="0" t="0" r="0" b="6350"/>
             <wp:docPr id="7" name="Picture 7"/>
@@ -3870,7 +3885,10 @@
         <w:jc w:val="both"/>
       </w:pPr>
       <w:r>
-        <w:t>This paper presented the design, implementation, and verification of an INT8 Convolution Core for FPGA-based CNN acceleration, organized as a modular pipeline of Line Buffer, Sliding Window, Kernel ROM, MAC 3×3, and Quantization-Clipping blocks. By replacing conventional whole-frame buffering with a Pixel Streaming dataflow and a cascaded dual-line-buffer sliding-window generator, the design reconstructs the 3×3 spatial neighborhood required for convolution without random access to a stored global array, while INT8 quantization—with sign-extended INT32 accumulation and quantization clipping—keeps the arithmetic datapath narrow without sacrificing numerical correctness. Verification against an independently implemented Python Golden Model, using a cross-check methodology across multiple 28×28 datasets, produced a 100% bit-exact match (676/676 output pixels per dataset, 0 mismatches), including at the positive and negative saturation boundaries of the clipping function. Synthesis on Gowin EDA confirmed that these correctness guarantees were obtained at negligible hardware cost: under 1% of total device logic resources (84 LUTs, 105 Registers, 43 ALUs, 5 DSP slices, and 1 BSRAM primitive) and a maximum operating frequency (Fmax) of 170.5 MHz, demonstrating that latency, throughput, and hardware resource consumption can be jointly balanced in a streaming INT8 convolution engine suitable for real-time edge inference.</w:t>
+        <w:t xml:space="preserve">This paper presented the design, implementation, and verification of an INT8 Convolution Core for FPGA-based CNN acceleration, organized as a modular pipeline of Line Buffer, Sliding Window, Kernel ROM, MAC 3×3, and Quantization-Clipping blocks. By replacing conventional whole-frame buffering with a Pixel Streaming dataflow and a cascaded dual-line-buffer sliding-window generator, the design reconstructs the 3×3 spatial neighborhood required for convolution without random access to a stored global array, while INT8 quantization—with sign-extended INT32 accumulation and quantization clipping—keeps the arithmetic datapath narrow without sacrificing numerical correctness. Verification against an independently implemented Python Golden Model, using a cross-check methodology across multiple 28×28 datasets, produced a 100% bit-exact match (676/676 output pixels per dataset, 0 mismatches), including at the positive and negative saturation boundaries of the clipping function. Synthesis on Gowin EDA confirmed that these correctness guarantees were obtained at negligible hardware </w:t>
+      </w:r>
+      <w:r>
+        <w:t>cost: under 1% of total device logic resources (84 LUTs, 105 Registers, 43 ALUs, 5 DSP slices, and 1 BSRAM primitive) and a maximum operating frequency (Fmax) of 170.5 MHz, demonstrating that latency, throughput, and hardware resource consumption can be jointly balanced in a streaming INT8 convolution engine suitable for real-time edge inference.</w:t>
       </w:r>
     </w:p>
     <w:p>
@@ -3880,9 +3898,7 @@
         <w:jc w:val="both"/>
       </w:pPr>
       <w:r>
-        <w:t xml:space="preserve">Several directions remain open for extending the present design. Integration of a standard AXI4-Stream interface would allow the Convolution Core to be composed with other IP blocks in a larger SoC pipeline without custom handshaking logic. Same-Padding control logic — inserting zero-valued boundary samples into the pixel stream — would preserve the input spatial resolution at the output, complementing the Valid-Padding behavior implemented in the current design. Beyond interface and padding extensions, future work may also generalize the architecture to multiple kernels and input channels, incorporate nonzero trained bias values and additional CNN layers such as Max Pooling and Fully Connected stages toward a complete accelerator, and validate </w:t>
-        <w:lastRenderedPageBreak/>
-        <w:t>the design on physical FPGA hardware to characterize operating frequency, resource usage, latency, and power consumption under real operating conditions.</w:t>
+        <w:t>Several directions remain open for extending the present design. Integration of a standard AXI4-Stream interface would allow the Convolution Core to be composed with other IP blocks in a larger SoC pipeline without custom handshaking logic. Same-Padding control logic — inserting zero-valued boundary samples into the pixel stream — would preserve the input spatial resolution at the output, complementing the Valid-Padding behavior implemented in the current design. Beyond interface and padding extensions, future work may also generalize the architecture to multiple kernels and input channels, incorporate nonzero trained bias values and additional CNN layers such as Max Pooling and Fully Connected stages toward a complete accelerator, and validate the design on physical FPGA hardware to characterize operating frequency, resource usage, latency, and power consumption under real operating conditions.</w:t>
       </w:r>
     </w:p>
     <w:p>
@@ -3952,7 +3968,7 @@
 </file>
 
 <file path=word/numbering.xml><?xml version="1.0" encoding="utf-8"?>
-<w:numbering xmlns:wpc="http://schemas.microsoft.com/office/word/2010/wordprocessingCanvas" xmlns:cx="http://schemas.microsoft.com/office/drawing/2014/chartex" xmlns:mc="http://schemas.openxmlformats.org/markup-compatibility/2006" xmlns:o="urn:schemas-microsoft-com:office:office" xmlns:r="http://schemas.openxmlformats.org/officeDocument/2006/relationships" xmlns:m="http://schemas.openxmlformats.org/officeDocument/2006/math" xmlns:v="urn:schemas-microsoft-com:vml" xmlns:wp14="http://schemas.microsoft.com/office/word/2010/wordprocessingDrawing" xmlns:wp="http://schemas.openxmlformats.org/drawingml/2006/wordprocessingDrawing" xmlns:w10="urn:schemas-microsoft-com:office:word" xmlns:w="http://schemas.openxmlformats.org/wordprocessingml/2006/main" xmlns:w14="http://schemas.microsoft.com/office/word/2010/wordml" xmlns:w15="http://schemas.microsoft.com/office/word/2012/wordml" xmlns:w16se="http://schemas.microsoft.com/office/word/2015/wordml/symex" xmlns:wpg="http://schemas.microsoft.com/office/word/2010/wordprocessingGroup" xmlns:wpi="http://schemas.microsoft.com/office/word/2010/wordprocessingInk" xmlns:wne="http://schemas.microsoft.com/office/word/2006/wordml" xmlns:wps="http://schemas.microsoft.com/office/word/2010/wordprocessingShape" mc:Ignorable="w14 w15 w16se wp14">
+<w:numbering xmlns:wpc="http://schemas.microsoft.com/office/word/2010/wordprocessingCanvas" xmlns:cx="http://schemas.microsoft.com/office/drawing/2014/chartex" xmlns:cx1="http://schemas.microsoft.com/office/drawing/2015/9/8/chartex" xmlns:cx2="http://schemas.microsoft.com/office/drawing/2015/10/21/chartex" xmlns:cx3="http://schemas.microsoft.com/office/drawing/2016/5/9/chartex" xmlns:cx4="http://schemas.microsoft.com/office/drawing/2016/5/10/chartex" xmlns:cx5="http://schemas.microsoft.com/office/drawing/2016/5/11/chartex" xmlns:cx6="http://schemas.microsoft.com/office/drawing/2016/5/12/chartex" xmlns:cx7="http://schemas.microsoft.com/office/drawing/2016/5/13/chartex" xmlns:cx8="http://schemas.microsoft.com/office/drawing/2016/5/14/chartex" xmlns:mc="http://schemas.openxmlformats.org/markup-compatibility/2006" xmlns:aink="http://schemas.microsoft.com/office/drawing/2016/ink" xmlns:am3d="http://schemas.microsoft.com/office/drawing/2017/model3d" xmlns:o="urn:schemas-microsoft-com:office:office" xmlns:oel="http://schemas.microsoft.com/office/2019/extlst" xmlns:r="http://schemas.openxmlformats.org/officeDocument/2006/relationships" xmlns:m="http://schemas.openxmlformats.org/officeDocument/2006/math" xmlns:v="urn:schemas-microsoft-com:vml" xmlns:wp14="http://schemas.microsoft.com/office/word/2010/wordprocessingDrawing" xmlns:wp="http://schemas.openxmlformats.org/drawingml/2006/wordprocessingDrawing" xmlns:w10="urn:schemas-microsoft-com:office:word" xmlns:w="http://schemas.openxmlformats.org/wordprocessingml/2006/main" xmlns:w14="http://schemas.microsoft.com/office/word/2010/wordml" xmlns:w15="http://schemas.microsoft.com/office/word/2012/wordml" xmlns:w16cex="http://schemas.microsoft.com/office/word/2018/wordml/cex" xmlns:w16cid="http://schemas.microsoft.com/office/word/2016/wordml/cid" xmlns:w16="http://schemas.microsoft.com/office/word/2018/wordml" xmlns:w16du="http://schemas.microsoft.com/office/word/2023/wordml/word16du" xmlns:w16sdtdh="http://schemas.microsoft.com/office/word/2020/wordml/sdtdatahash" xmlns:w16sdtfl="http://schemas.microsoft.com/office/word/2024/wordml/sdtformatlock" xmlns:w16se="http://schemas.microsoft.com/office/word/2015/wordml/symex" xmlns:wpg="http://schemas.microsoft.com/office/word/2010/wordprocessingGroup" xmlns:wpi="http://schemas.microsoft.com/office/word/2010/wordprocessingInk" xmlns:wne="http://schemas.microsoft.com/office/word/2006/wordml" xmlns:wps="http://schemas.microsoft.com/office/word/2010/wordprocessingShape" mc:Ignorable="w14 w15 w16se w16cid w16 w16cex w16sdtdh w16sdtfl w16du wp14">
   <w:abstractNum w:abstractNumId="0" w15:restartNumberingAfterBreak="0">
     <w:nsid w:val="1C982E07"/>
     <w:multiLevelType w:val="hybridMultilevel"/>
@@ -4093,13 +4109,13 @@
       </w:pPr>
     </w:lvl>
   </w:abstractNum>
-  <w:num w:numId="1">
+  <w:num w:numId="1" w16cid:durableId="833841811">
     <w:abstractNumId w:val="1"/>
     <w:lvlOverride w:ilvl="0">
       <w:startOverride w:val="1"/>
     </w:lvlOverride>
   </w:num>
-  <w:num w:numId="2">
+  <w:num w:numId="2" w16cid:durableId="873930836">
     <w:abstractNumId w:val="0"/>
     <w:lvlOverride w:ilvl="0">
       <w:startOverride w:val="1"/>
@@ -4109,7 +4125,7 @@
 </file>
 
 <file path=word/styles.xml><?xml version="1.0" encoding="utf-8"?>
-<w:styles xmlns:mc="http://schemas.openxmlformats.org/markup-compatibility/2006" xmlns:r="http://schemas.openxmlformats.org/officeDocument/2006/relationships" xmlns:w="http://schemas.openxmlformats.org/wordprocessingml/2006/main" xmlns:w14="http://schemas.microsoft.com/office/word/2010/wordml" xmlns:w15="http://schemas.microsoft.com/office/word/2012/wordml" xmlns:w16se="http://schemas.microsoft.com/office/word/2015/wordml/symex" mc:Ignorable="w14 w15 w16se">
+<w:styles xmlns:mc="http://schemas.openxmlformats.org/markup-compatibility/2006" xmlns:r="http://schemas.openxmlformats.org/officeDocument/2006/relationships" xmlns:w="http://schemas.openxmlformats.org/wordprocessingml/2006/main" xmlns:w14="http://schemas.microsoft.com/office/word/2010/wordml" xmlns:w15="http://schemas.microsoft.com/office/word/2012/wordml" xmlns:w16cex="http://schemas.microsoft.com/office/word/2018/wordml/cex" xmlns:w16cid="http://schemas.microsoft.com/office/word/2016/wordml/cid" xmlns:w16="http://schemas.microsoft.com/office/word/2018/wordml" xmlns:w16du="http://schemas.microsoft.com/office/word/2023/wordml/word16du" xmlns:w16sdtdh="http://schemas.microsoft.com/office/word/2020/wordml/sdtdatahash" xmlns:w16sdtfl="http://schemas.microsoft.com/office/word/2024/wordml/sdtformatlock" xmlns:w16se="http://schemas.microsoft.com/office/word/2015/wordml/symex" mc:Ignorable="w14 w15 w16se w16cid w16 w16cex w16sdtdh w16sdtfl w16du">
   <w:docDefaults>
     <w:rPrDefault>
       <w:rPr>
@@ -4119,7 +4135,7 @@
     </w:rPrDefault>
     <w:pPrDefault/>
   </w:docDefaults>
-  <w:latentStyles w:defLockedState="0" w:defUIPriority="99" w:defSemiHidden="0" w:defUnhideWhenUsed="0" w:defQFormat="0" w:count="371">
+  <w:latentStyles w:defLockedState="0" w:defUIPriority="99" w:defSemiHidden="0" w:defUnhideWhenUsed="0" w:defQFormat="0" w:count="376">
     <w:lsdException w:name="Normal" w:uiPriority="0" w:qFormat="1"/>
     <w:lsdException w:name="heading 1" w:uiPriority="9" w:qFormat="1"/>
     <w:lsdException w:name="heading 2" w:semiHidden="1" w:uiPriority="9" w:unhideWhenUsed="1" w:qFormat="1"/>
@@ -4491,6 +4507,11 @@
     <w:lsdException w:name="List Table 5 Dark Accent 6" w:uiPriority="50"/>
     <w:lsdException w:name="List Table 6 Colorful Accent 6" w:uiPriority="51"/>
     <w:lsdException w:name="List Table 7 Colorful Accent 6" w:uiPriority="52"/>
+    <w:lsdException w:name="Mention" w:semiHidden="1" w:unhideWhenUsed="1"/>
+    <w:lsdException w:name="Smart Hyperlink" w:semiHidden="1" w:unhideWhenUsed="1"/>
+    <w:lsdException w:name="Hashtag" w:semiHidden="1" w:unhideWhenUsed="1"/>
+    <w:lsdException w:name="Unresolved Mention" w:semiHidden="1" w:unhideWhenUsed="1"/>
+    <w:lsdException w:name="Smart Link" w:semiHidden="1" w:unhideWhenUsed="1"/>
   </w:latentStyles>
   <w:style w:type="paragraph" w:default="1" w:styleId="Normal">
     <w:name w:val="Normal"/>
